--- a/pr-preview/pr-1/vignettes/articles/quarto_article.docx
+++ b/pr-preview/pr-1/vignettes/articles/quarto_article.docx
@@ -23,7 +23,7 @@
         <w:pStyle w:val="Date"/>
       </w:pPr>
       <w:r>
-        <w:t xml:space="preserve">2026-04-21</w:t>
+        <w:t xml:space="preserve">2026-04-23</w:t>
       </w:r>
     </w:p>
     <w:p>

--- a/pr-preview/pr-1/vignettes/articles/quarto_article.docx
+++ b/pr-preview/pr-1/vignettes/articles/quarto_article.docx
@@ -40,7 +40,7 @@
         <w:rPr>
           <w:rStyle w:val="NormalTok"/>
         </w:rPr>
-        <w:t xml:space="preserve">(rpt)</w:t>
+        <w:t xml:space="preserve">(pr.helpers)</w:t>
       </w:r>
     </w:p>
     <w:bookmarkStart w:id="9" w:name="overview"/>
